--- a/contenus/trames/ENT-1.3-spartoo-tracabilite-trame-eleve.docx
+++ b/contenus/trames/ENT-1.3-spartoo-tracabilite-trame-eleve.docx
@@ -49,7 +49,7 @@
           <w:color w:val="111111"/>
           <w:sz w:val="40"/>
         </w:rPr>
-        <w:t xml:space="preserve">  Logisim</w:t>
+        <w:t xml:space="preserve">  Simulog</w:t>
       </w:r>
       <w:r>
         <w:tab/>
@@ -1358,7 +1358,7 @@
           <w:color w:val="1A1A1A"/>
           <w:sz w:val="22"/>
         </w:rPr>
-        <w:t>Connecte-toi à Prepalog, ouvre la rubrique Logisim puis l'activité « Spartoo — traçabilité ». Va dans Messagerie : deux messages t'attendent. Lis-les tous les deux avant de toucher à quoi que ce soit.</w:t>
+        <w:t>Connecte-toi à Prepalog, ouvre la rubrique Simulog puis l'activité « Spartoo — traçabilité ». Va dans Messagerie : deux messages t'attendent. Lis-les tous les deux avant de toucher à quoi que ce soit.</w:t>
       </w:r>
     </w:p>
     <w:p>

--- a/contenus/trames/ENT-1.3-spartoo-tracabilite-trame-eleve.docx
+++ b/contenus/trames/ENT-1.3-spartoo-tracabilite-trame-eleve.docx
@@ -303,7 +303,101 @@
               <w:rPr>
                 <w:sz w:val="20"/>
               </w:rPr>
-              <w:t>il se complète étape par étape, au fil de la séance. Aujourd'hui, le fournisseur signale un défaut de fabrication sur un lot que tu as reçu. Tu dois retrouver où sont parties les paires de ce lot, bloquer celles qui restent, et rendre compte par écrit. Ton enseignant voit dans son suivi de classe si le travail est fait correctement.</w:t>
+              <w:t>tu peux le suivre seul, étape par étape. Aujourd'hui, le fournisseur signale un défaut de fabrication sur un lot que tu as reçu : retrouve où sont parties ses paires, bloque celles qui restent, et rends compte par écrit.</w:t>
+            </w:r>
+          </w:p>
+        </w:tc>
+      </w:tr>
+    </w:tbl>
+    <w:p>
+      <w:pPr>
+        <w:keepNext/>
+        <w:spacing w:after="40"/>
+      </w:pPr>
+    </w:p>
+    <w:tbl>
+      <w:tblPr>
+        <w:tblStyle w:val="TableGrid"/>
+        <w:tblW w:type="auto" w:w="0"/>
+        <w:jc w:val="left"/>
+        <w:tblLook w:firstColumn="1" w:firstRow="1" w:lastColumn="0" w:lastRow="0" w:noHBand="0" w:noVBand="1" w:val="04A0"/>
+      </w:tblPr>
+      <w:tblGrid>
+        <w:gridCol w:w="10086"/>
+      </w:tblGrid>
+      <w:tr>
+        <w:trPr>
+          <w:cantSplit/>
+        </w:trPr>
+        <w:tc>
+          <w:tcPr>
+            <w:tcW w:type="dxa" w:w="10086"/>
+            <w:shd w:fill="F2F2F2"/>
+          </w:tcPr>
+          <w:p>
+            <w:pPr>
+              <w:spacing w:after="0"/>
+            </w:pPr>
+            <w:r>
+              <w:rPr>
+                <w:b/>
+                <w:color w:val="111111"/>
+                <w:sz w:val="20"/>
+              </w:rPr>
+              <w:t xml:space="preserve">Ce que ton enseignant voit dans son suivi : </w:t>
+            </w:r>
+            <w:r>
+              <w:rPr>
+                <w:sz w:val="20"/>
+              </w:rPr>
+              <w:t>trois points : ton compte rendu donne le lot, sa date d'entrée et son fournisseur ; il cite toutes les commandes parties avec des paires du lot ; le reste du lot est bloqué, référence par référence. Tes réponses écrites ici servent à réfléchir.</w:t>
+            </w:r>
+          </w:p>
+        </w:tc>
+      </w:tr>
+    </w:tbl>
+    <w:p>
+      <w:pPr>
+        <w:keepNext/>
+        <w:spacing w:after="40"/>
+      </w:pPr>
+    </w:p>
+    <w:tbl>
+      <w:tblPr>
+        <w:tblStyle w:val="TableGrid"/>
+        <w:tblW w:type="auto" w:w="0"/>
+        <w:jc w:val="left"/>
+        <w:tblLook w:firstColumn="1" w:firstRow="1" w:lastColumn="0" w:lastRow="0" w:noHBand="0" w:noVBand="1" w:val="04A0"/>
+      </w:tblPr>
+      <w:tblGrid>
+        <w:gridCol w:w="10086"/>
+      </w:tblGrid>
+      <w:tr>
+        <w:trPr>
+          <w:cantSplit/>
+        </w:trPr>
+        <w:tc>
+          <w:tcPr>
+            <w:tcW w:type="dxa" w:w="10086"/>
+            <w:shd w:fill="F2F2F2"/>
+          </w:tcPr>
+          <w:p>
+            <w:pPr>
+              <w:spacing w:after="0"/>
+            </w:pPr>
+            <w:r>
+              <w:rPr>
+                <w:b/>
+                <w:color w:val="111111"/>
+                <w:sz w:val="20"/>
+              </w:rPr>
+              <w:t xml:space="preserve">Ce qui est vrai, ce qui est inventé : </w:t>
+            </w:r>
+            <w:r>
+              <w:rPr>
+                <w:sz w:val="20"/>
+              </w:rPr>
+              <w:t>Spartoo, Puma et les rappels de produits (le site RappelConso existe vraiment) sont réels. Le défaut, le lot, les quantités, les clients et les messages sont inventés pour l'exercice.</w:t>
             </w:r>
           </w:p>
         </w:tc>
@@ -1243,70 +1337,6 @@
           </w:p>
         </w:tc>
       </w:tr>
-      <w:tr>
-        <w:trPr>
-          <w:cantSplit/>
-          <w:trHeight w:val="2438"/>
-        </w:trPr>
-        <w:tc>
-          <w:tcPr>
-            <w:tcW w:type="dxa" w:w="10086"/>
-            <w:shd w:fill="FAFAFA"/>
-          </w:tcPr>
-          <w:p>
-            <w:pPr>
-              <w:spacing w:after="80"/>
-            </w:pPr>
-            <w:r>
-              <w:rPr>
-                <w:b/>
-                <w:sz w:val="21"/>
-              </w:rPr>
-              <w:t>Pourquoi cela lui coûte-t-il beaucoup plus cher ?</w:t>
-            </w:r>
-          </w:p>
-          <w:p>
-            <w:pPr>
-              <w:spacing w:before="0" w:after="80"/>
-            </w:pPr>
-            <w:r>
-              <w:rPr>
-                <w:sz w:val="22"/>
-              </w:rPr>
-            </w:r>
-          </w:p>
-          <w:p>
-            <w:pPr>
-              <w:spacing w:before="0" w:after="80"/>
-            </w:pPr>
-            <w:r>
-              <w:rPr>
-                <w:sz w:val="22"/>
-              </w:rPr>
-            </w:r>
-          </w:p>
-          <w:p>
-            <w:pPr>
-              <w:spacing w:before="0" w:after="80"/>
-            </w:pPr>
-            <w:r>
-              <w:rPr>
-                <w:sz w:val="22"/>
-              </w:rPr>
-            </w:r>
-          </w:p>
-          <w:p>
-            <w:pPr>
-              <w:spacing w:before="0" w:after="80"/>
-            </w:pPr>
-            <w:r>
-              <w:rPr>
-                <w:sz w:val="22"/>
-              </w:rPr>
-            </w:r>
-          </w:p>
-        </w:tc>
-      </w:tr>
     </w:tbl>
     <w:p>
       <w:pPr>
@@ -1477,7 +1507,17 @@
           <w:tcPr>
             <w:tcW w:type="dxa" w:w="3628"/>
           </w:tcPr>
-          <w:p/>
+          <w:p>
+            <w:pPr>
+              <w:spacing w:after="0"/>
+            </w:pPr>
+            <w:r>
+              <w:rPr>
+                <w:sz w:val="20"/>
+              </w:rPr>
+              <w:t>Numéro du lot en cause</w:t>
+            </w:r>
+          </w:p>
         </w:tc>
         <w:tc>
           <w:tcPr>
@@ -1494,7 +1534,17 @@
           <w:tcPr>
             <w:tcW w:type="dxa" w:w="3628"/>
           </w:tcPr>
-          <w:p/>
+          <w:p>
+            <w:pPr>
+              <w:spacing w:after="0"/>
+            </w:pPr>
+            <w:r>
+              <w:rPr>
+                <w:sz w:val="20"/>
+              </w:rPr>
+              <w:t>Nature du défaut</w:t>
+            </w:r>
+          </w:p>
         </w:tc>
         <w:tc>
           <w:tcPr>
@@ -1511,7 +1561,17 @@
           <w:tcPr>
             <w:tcW w:type="dxa" w:w="3628"/>
           </w:tcPr>
-          <w:p/>
+          <w:p>
+            <w:pPr>
+              <w:spacing w:after="0"/>
+            </w:pPr>
+            <w:r>
+              <w:rPr>
+                <w:sz w:val="20"/>
+              </w:rPr>
+              <w:t>Ce que Puma demande</w:t>
+            </w:r>
+          </w:p>
         </w:tc>
         <w:tc>
           <w:tcPr>
@@ -1528,7 +1588,17 @@
           <w:tcPr>
             <w:tcW w:type="dxa" w:w="3628"/>
           </w:tcPr>
-          <w:p/>
+          <w:p>
+            <w:pPr>
+              <w:spacing w:after="0"/>
+            </w:pPr>
+            <w:r>
+              <w:rPr>
+                <w:sz w:val="20"/>
+              </w:rPr>
+              <w:t>Qui a envoyé l'alerte</w:t>
+            </w:r>
+          </w:p>
         </w:tc>
         <w:tc>
           <w:tcPr>
@@ -1540,22 +1610,9 @@
     </w:tbl>
     <w:p>
       <w:pPr>
+        <w:keepNext/>
         <w:spacing w:after="40"/>
       </w:pPr>
-    </w:p>
-    <w:p>
-      <w:pPr>
-        <w:keepNext/>
-        <w:spacing w:before="0" w:after="160"/>
-      </w:pPr>
-      <w:r>
-        <w:rPr>
-          <w:b w:val="0"/>
-          <w:color w:val="1A1A1A"/>
-          <w:sz w:val="19"/>
-        </w:rPr>
-        <w:t>Dans la colonne de gauche, écris : numéro du lot en cause — nature du défaut — ce que Puma demande — qui a envoyé l'alerte.</w:t>
-      </w:r>
     </w:p>
     <w:tbl>
       <w:tblPr>
@@ -1641,6 +1698,71 @@
     </w:tbl>
     <w:p>
       <w:pPr>
+        <w:keepNext/>
+        <w:spacing w:after="0" w:line="60" w:lineRule="exact"/>
+      </w:pPr>
+      <w:r>
+        <w:rPr>
+          <w:sz w:val="10"/>
+        </w:rPr>
+      </w:r>
+    </w:p>
+    <w:tbl>
+      <w:tblPr>
+        <w:tblStyle w:val="TableGrid"/>
+        <w:tblW w:type="auto" w:w="0"/>
+        <w:tblLook w:firstColumn="1" w:firstRow="1" w:lastColumn="0" w:lastRow="0" w:noHBand="0" w:noVBand="1" w:val="04A0"/>
+      </w:tblPr>
+      <w:tblGrid>
+        <w:gridCol w:w="10086"/>
+      </w:tblGrid>
+      <w:tr>
+        <w:trPr>
+          <w:cantSplit/>
+          <w:trHeight w:val="1474"/>
+        </w:trPr>
+        <w:tc>
+          <w:tcPr>
+            <w:tcW w:type="dxa" w:w="10086"/>
+            <w:shd w:fill="FAFAFA"/>
+          </w:tcPr>
+          <w:p>
+            <w:pPr>
+              <w:spacing w:after="80"/>
+            </w:pPr>
+            <w:r>
+              <w:rPr>
+                <w:b/>
+                <w:sz w:val="21"/>
+              </w:rPr>
+              <w:t>Quelle conséquence cela a-t-il pour le contrôle en entrepôt ?</w:t>
+            </w:r>
+          </w:p>
+          <w:p>
+            <w:pPr>
+              <w:spacing w:before="0" w:after="80"/>
+            </w:pPr>
+            <w:r>
+              <w:rPr>
+                <w:sz w:val="22"/>
+              </w:rPr>
+            </w:r>
+          </w:p>
+          <w:p>
+            <w:pPr>
+              <w:spacing w:before="0" w:after="80"/>
+            </w:pPr>
+            <w:r>
+              <w:rPr>
+                <w:sz w:val="22"/>
+              </w:rPr>
+            </w:r>
+          </w:p>
+        </w:tc>
+      </w:tr>
+    </w:tbl>
+    <w:p>
+      <w:pPr>
         <w:spacing w:after="0" w:line="60" w:lineRule="exact"/>
       </w:pPr>
       <w:r>
@@ -1679,70 +1801,6 @@
       <w:tblGrid>
         <w:gridCol w:w="10086"/>
       </w:tblGrid>
-      <w:tr>
-        <w:trPr>
-          <w:cantSplit/>
-          <w:trHeight w:val="2438"/>
-        </w:trPr>
-        <w:tc>
-          <w:tcPr>
-            <w:tcW w:type="dxa" w:w="10086"/>
-            <w:shd w:fill="FAFAFA"/>
-          </w:tcPr>
-          <w:p>
-            <w:pPr>
-              <w:spacing w:after="80"/>
-            </w:pPr>
-            <w:r>
-              <w:rPr>
-                <w:b/>
-                <w:sz w:val="21"/>
-              </w:rPr>
-              <w:t>Quelle conséquence cela a-t-il pour le contrôle en entrepôt ?</w:t>
-            </w:r>
-          </w:p>
-          <w:p>
-            <w:pPr>
-              <w:spacing w:before="0" w:after="80"/>
-            </w:pPr>
-            <w:r>
-              <w:rPr>
-                <w:sz w:val="22"/>
-              </w:rPr>
-            </w:r>
-          </w:p>
-          <w:p>
-            <w:pPr>
-              <w:spacing w:before="0" w:after="80"/>
-            </w:pPr>
-            <w:r>
-              <w:rPr>
-                <w:sz w:val="22"/>
-              </w:rPr>
-            </w:r>
-          </w:p>
-          <w:p>
-            <w:pPr>
-              <w:spacing w:before="0" w:after="80"/>
-            </w:pPr>
-            <w:r>
-              <w:rPr>
-                <w:sz w:val="22"/>
-              </w:rPr>
-            </w:r>
-          </w:p>
-          <w:p>
-            <w:pPr>
-              <w:spacing w:before="0" w:after="80"/>
-            </w:pPr>
-            <w:r>
-              <w:rPr>
-                <w:sz w:val="22"/>
-              </w:rPr>
-            </w:r>
-          </w:p>
-        </w:tc>
-      </w:tr>
       <w:tr>
         <w:trPr>
           <w:cantSplit/>
@@ -1941,6 +1999,53 @@
       <w:tblPr>
         <w:tblStyle w:val="TableGrid"/>
         <w:tblW w:type="auto" w:w="0"/>
+        <w:jc w:val="left"/>
+        <w:tblLook w:firstColumn="1" w:firstRow="1" w:lastColumn="0" w:lastRow="0" w:noHBand="0" w:noVBand="1" w:val="04A0"/>
+      </w:tblPr>
+      <w:tblGrid>
+        <w:gridCol w:w="10086"/>
+      </w:tblGrid>
+      <w:tr>
+        <w:trPr>
+          <w:cantSplit/>
+        </w:trPr>
+        <w:tc>
+          <w:tcPr>
+            <w:tcW w:type="dxa" w:w="10086"/>
+            <w:shd w:fill="F2F2F2"/>
+          </w:tcPr>
+          <w:p>
+            <w:pPr>
+              <w:spacing w:after="0"/>
+            </w:pPr>
+            <w:r>
+              <w:rPr>
+                <w:b/>
+                <w:color w:val="111111"/>
+                <w:sz w:val="20"/>
+              </w:rPr>
+              <w:t xml:space="preserve">Ce que tu dois voir : </w:t>
+            </w:r>
+            <w:r>
+              <w:rPr>
+                <w:sz w:val="20"/>
+              </w:rPr>
+              <w:t>un résumé du lot (Entrées, Sorties, Reste en stock), puis deux tableaux, « Entrées » et « Sorties ».</w:t>
+            </w:r>
+          </w:p>
+        </w:tc>
+      </w:tr>
+    </w:tbl>
+    <w:p>
+      <w:pPr>
+        <w:keepNext/>
+        <w:spacing w:after="40"/>
+      </w:pPr>
+    </w:p>
+    <w:tbl>
+      <w:tblPr>
+        <w:tblStyle w:val="TableGrid"/>
+        <w:tblW w:type="auto" w:w="0"/>
         <w:tblLayout w:type="fixed"/>
         <w:tblLook w:firstColumn="1" w:firstRow="1" w:lastColumn="0" w:lastRow="0" w:noHBand="0" w:noVBand="1" w:val="04A0"/>
       </w:tblPr>
@@ -1992,13 +2097,23 @@
       </w:tr>
       <w:tr>
         <w:trPr>
-          <w:trHeight w:val="567"/>
+          <w:trHeight w:val="482"/>
         </w:trPr>
         <w:tc>
           <w:tcPr>
             <w:tcW w:type="dxa" w:w="3628"/>
           </w:tcPr>
-          <w:p/>
+          <w:p>
+            <w:pPr>
+              <w:spacing w:after="0"/>
+            </w:pPr>
+            <w:r>
+              <w:rPr>
+                <w:sz w:val="20"/>
+              </w:rPr>
+              <w:t>Numéro de lot</w:t>
+            </w:r>
+          </w:p>
         </w:tc>
         <w:tc>
           <w:tcPr>
@@ -2009,13 +2124,23 @@
       </w:tr>
       <w:tr>
         <w:trPr>
-          <w:trHeight w:val="567"/>
+          <w:trHeight w:val="482"/>
         </w:trPr>
         <w:tc>
           <w:tcPr>
             <w:tcW w:type="dxa" w:w="3628"/>
           </w:tcPr>
-          <w:p/>
+          <w:p>
+            <w:pPr>
+              <w:spacing w:after="0"/>
+            </w:pPr>
+            <w:r>
+              <w:rPr>
+                <w:sz w:val="20"/>
+              </w:rPr>
+              <w:t>Fournisseur</w:t>
+            </w:r>
+          </w:p>
         </w:tc>
         <w:tc>
           <w:tcPr>
@@ -2026,13 +2151,23 @@
       </w:tr>
       <w:tr>
         <w:trPr>
-          <w:trHeight w:val="567"/>
+          <w:trHeight w:val="482"/>
         </w:trPr>
         <w:tc>
           <w:tcPr>
             <w:tcW w:type="dxa" w:w="3628"/>
           </w:tcPr>
-          <w:p/>
+          <w:p>
+            <w:pPr>
+              <w:spacing w:after="0"/>
+            </w:pPr>
+            <w:r>
+              <w:rPr>
+                <w:sz w:val="20"/>
+              </w:rPr>
+              <w:t>Date d'entrée en stock</w:t>
+            </w:r>
+          </w:p>
         </w:tc>
         <w:tc>
           <w:tcPr>
@@ -2043,13 +2178,23 @@
       </w:tr>
       <w:tr>
         <w:trPr>
-          <w:trHeight w:val="567"/>
+          <w:trHeight w:val="482"/>
         </w:trPr>
         <w:tc>
           <w:tcPr>
             <w:tcW w:type="dxa" w:w="3628"/>
           </w:tcPr>
-          <w:p/>
+          <w:p>
+            <w:pPr>
+              <w:spacing w:after="0"/>
+            </w:pPr>
+            <w:r>
+              <w:rPr>
+                <w:sz w:val="20"/>
+              </w:rPr>
+              <w:t>Numéro de réception</w:t>
+            </w:r>
+          </w:p>
         </w:tc>
         <w:tc>
           <w:tcPr>
@@ -2060,13 +2205,23 @@
       </w:tr>
       <w:tr>
         <w:trPr>
-          <w:trHeight w:val="567"/>
+          <w:trHeight w:val="482"/>
         </w:trPr>
         <w:tc>
           <w:tcPr>
             <w:tcW w:type="dxa" w:w="3628"/>
           </w:tcPr>
-          <w:p/>
+          <w:p>
+            <w:pPr>
+              <w:spacing w:after="0"/>
+            </w:pPr>
+            <w:r>
+              <w:rPr>
+                <w:sz w:val="20"/>
+              </w:rPr>
+              <w:t>Nombre total de paires entrées</w:t>
+            </w:r>
+          </w:p>
         </w:tc>
         <w:tc>
           <w:tcPr>
@@ -2080,19 +2235,6 @@
       <w:pPr>
         <w:spacing w:after="40"/>
       </w:pPr>
-    </w:p>
-    <w:p>
-      <w:pPr>
-        <w:spacing w:before="0" w:after="160"/>
-      </w:pPr>
-      <w:r>
-        <w:rPr>
-          <w:b w:val="0"/>
-          <w:color w:val="1A1A1A"/>
-          <w:sz w:val="19"/>
-        </w:rPr>
-        <w:t>Dans la colonne de gauche, écris : numéro de lot — fournisseur — date d'entrée en stock — numéro de réception — nombre total de paires entrées.</w:t>
-      </w:r>
     </w:p>
     <w:p>
       <w:pPr>
@@ -3563,33 +3705,13 @@
     </w:tbl>
     <w:p>
       <w:pPr>
+        <w:keepNext/>
         <w:spacing w:after="0" w:line="60" w:lineRule="exact"/>
       </w:pPr>
       <w:r>
         <w:rPr>
           <w:sz w:val="10"/>
         </w:rPr>
-      </w:r>
-    </w:p>
-    <w:p>
-      <w:pPr>
-        <w:keepNext/>
-        <w:spacing w:before="160" w:after="80"/>
-      </w:pPr>
-      <w:r>
-        <w:rPr>
-          <w:b/>
-          <w:color w:val="111111"/>
-          <w:sz w:val="23"/>
-        </w:rPr>
-        <w:t>Pour réfléchir</w:t>
-      </w:r>
-      <w:r>
-        <w:rPr>
-          <w:color w:val="595959"/>
-          <w:sz w:val="19"/>
-        </w:rPr>
-        <w:t xml:space="preserve">   Il n'y a pas une seule bonne réponse : explique la tienne, avec tes mots.</w:t>
       </w:r>
     </w:p>
     <w:tbl>
@@ -3604,7 +3726,7 @@
       <w:tr>
         <w:trPr>
           <w:cantSplit/>
-          <w:trHeight w:val="2438"/>
+          <w:trHeight w:val="1474"/>
         </w:trPr>
         <w:tc>
           <w:tcPr>
@@ -3643,24 +3765,63 @@
               </w:rPr>
             </w:r>
           </w:p>
+        </w:tc>
+      </w:tr>
+    </w:tbl>
+    <w:p>
+      <w:pPr>
+        <w:keepNext/>
+        <w:spacing w:after="0" w:line="60" w:lineRule="exact"/>
+      </w:pPr>
+      <w:r>
+        <w:rPr>
+          <w:sz w:val="10"/>
+        </w:rPr>
+      </w:r>
+    </w:p>
+    <w:tbl>
+      <w:tblPr>
+        <w:tblStyle w:val="TableGrid"/>
+        <w:tblW w:type="auto" w:w="0"/>
+        <w:jc w:val="left"/>
+        <w:tblLook w:firstColumn="1" w:firstRow="1" w:lastColumn="0" w:lastRow="0" w:noHBand="0" w:noVBand="1" w:val="04A0"/>
+      </w:tblPr>
+      <w:tblGrid>
+        <w:gridCol w:w="10086"/>
+      </w:tblGrid>
+      <w:tr>
+        <w:trPr>
+          <w:cantSplit/>
+        </w:trPr>
+        <w:tc>
+          <w:tcPr>
+            <w:tcW w:type="dxa" w:w="10086"/>
+            <w:shd w:fill="F2F2F2"/>
+          </w:tcPr>
           <w:p>
             <w:pPr>
-              <w:spacing w:before="0" w:after="80"/>
+              <w:keepNext/>
+              <w:spacing w:after="40"/>
             </w:pPr>
             <w:r>
               <w:rPr>
-                <w:sz w:val="22"/>
+                <w:b/>
+                <w:color w:val="111111"/>
+                <w:sz w:val="20"/>
               </w:rPr>
+              <w:t>Tu peux passer à l'étape 6 quand :</w:t>
             </w:r>
           </w:p>
           <w:p>
             <w:pPr>
-              <w:spacing w:before="0" w:after="80"/>
+              <w:spacing w:before="0" w:after="0"/>
+              <w:ind w:left="397" w:hanging="227"/>
             </w:pPr>
             <w:r>
               <w:rPr>
-                <w:sz w:val="22"/>
+                <w:sz w:val="20"/>
               </w:rPr>
+              <w:t>•  le total de ta colonne « Reste à bloquer » est égal au « Reste en stock » affiché par .getlot.</w:t>
             </w:r>
           </w:p>
         </w:tc>
@@ -3668,13 +3829,8 @@
     </w:tbl>
     <w:p>
       <w:pPr>
-        <w:spacing w:after="0" w:line="60" w:lineRule="exact"/>
+        <w:spacing w:after="40"/>
       </w:pPr>
-      <w:r>
-        <w:rPr>
-          <w:sz w:val="10"/>
-        </w:rPr>
-      </w:r>
     </w:p>
     <w:p>
       <w:pPr>
@@ -3957,23 +4113,83 @@
     <w:p>
       <w:pPr>
         <w:keepNext/>
-        <w:spacing w:after="80"/>
-        <w:ind w:left="454" w:hanging="454"/>
+        <w:spacing w:before="0" w:after="80"/>
       </w:pPr>
       <w:r>
         <w:rPr>
-          <w:b/>
-          <w:color w:val="111111"/>
-          <w:sz w:val="22"/>
-        </w:rPr>
-        <w:t xml:space="preserve">1.  </w:t>
-      </w:r>
-      <w:r>
-        <w:rPr>
+          <w:b w:val="0"/>
+          <w:color w:val="1A1A1A"/>
           <w:sz w:val="22"/>
         </w:rPr>
         <w:t>Quand tout est bloqué, retourne dans la Console et tape à nouveau .getlot suivi du numéro de lot.</w:t>
       </w:r>
+    </w:p>
+    <w:tbl>
+      <w:tblPr>
+        <w:tblStyle w:val="TableGrid"/>
+        <w:tblW w:type="auto" w:w="0"/>
+        <w:jc w:val="left"/>
+        <w:tblLook w:firstColumn="1" w:firstRow="1" w:lastColumn="0" w:lastRow="0" w:noHBand="0" w:noVBand="1" w:val="04A0"/>
+      </w:tblPr>
+      <w:tblGrid>
+        <w:gridCol w:w="10086"/>
+      </w:tblGrid>
+      <w:tr>
+        <w:trPr>
+          <w:cantSplit/>
+        </w:trPr>
+        <w:tc>
+          <w:tcPr>
+            <w:tcW w:type="dxa" w:w="10086"/>
+            <w:shd w:fill="F2F2F2"/>
+          </w:tcPr>
+          <w:p>
+            <w:pPr>
+              <w:keepNext/>
+              <w:spacing w:after="40"/>
+            </w:pPr>
+            <w:r>
+              <w:rPr>
+                <w:b/>
+                <w:color w:val="111111"/>
+                <w:sz w:val="20"/>
+              </w:rPr>
+              <w:t>Tu peux passer à l'étape 7 quand :</w:t>
+            </w:r>
+          </w:p>
+          <w:p>
+            <w:pPr>
+              <w:keepNext/>
+              <w:spacing w:before="0" w:after="40"/>
+              <w:ind w:left="397" w:hanging="227"/>
+            </w:pPr>
+            <w:r>
+              <w:rPr>
+                <w:sz w:val="20"/>
+              </w:rPr>
+              <w:t>•  le « Reste en stock » du lot est à 0 ;</w:t>
+            </w:r>
+          </w:p>
+          <w:p>
+            <w:pPr>
+              <w:spacing w:before="0" w:after="0"/>
+              <w:ind w:left="397" w:hanging="227"/>
+            </w:pPr>
+            <w:r>
+              <w:rPr>
+                <w:sz w:val="20"/>
+              </w:rPr>
+              <w:t>•  chaque référence du lot a sa ligne dans le tableau du bas de « Blocage qualité ».</w:t>
+            </w:r>
+          </w:p>
+        </w:tc>
+      </w:tr>
+    </w:tbl>
+    <w:p>
+      <w:pPr>
+        <w:keepNext/>
+        <w:spacing w:after="40"/>
+      </w:pPr>
     </w:p>
     <w:tbl>
       <w:tblPr>
@@ -4026,34 +4242,6 @@
               <w:t>Ta réponse</w:t>
             </w:r>
           </w:p>
-        </w:tc>
-      </w:tr>
-      <w:tr>
-        <w:trPr>
-          <w:trHeight w:val="510"/>
-          <w:cantSplit/>
-        </w:trPr>
-        <w:tc>
-          <w:tcPr>
-            <w:tcW w:type="dxa" w:w="5896"/>
-          </w:tcPr>
-          <w:p>
-            <w:pPr>
-              <w:spacing w:after="0"/>
-            </w:pPr>
-            <w:r>
-              <w:rPr>
-                <w:sz w:val="20"/>
-              </w:rPr>
-              <w:t>Que vaut maintenant le « Reste en stock » du lot ?</w:t>
-            </w:r>
-          </w:p>
-        </w:tc>
-        <w:tc>
-          <w:tcPr>
-            <w:tcW w:type="dxa" w:w="3742"/>
-          </w:tcPr>
-          <w:p/>
         </w:tc>
       </w:tr>
       <w:tr>
@@ -4482,6 +4670,7 @@
     </w:tbl>
     <w:p>
       <w:pPr>
+        <w:keepNext/>
         <w:spacing w:after="0" w:line="60" w:lineRule="exact"/>
       </w:pPr>
       <w:r>
@@ -4489,6 +4678,72 @@
           <w:sz w:val="10"/>
         </w:rPr>
       </w:r>
+    </w:p>
+    <w:tbl>
+      <w:tblPr>
+        <w:tblStyle w:val="TableGrid"/>
+        <w:tblW w:type="auto" w:w="0"/>
+        <w:jc w:val="left"/>
+        <w:tblLook w:firstColumn="1" w:firstRow="1" w:lastColumn="0" w:lastRow="0" w:noHBand="0" w:noVBand="1" w:val="04A0"/>
+      </w:tblPr>
+      <w:tblGrid>
+        <w:gridCol w:w="10086"/>
+      </w:tblGrid>
+      <w:tr>
+        <w:trPr>
+          <w:cantSplit/>
+        </w:trPr>
+        <w:tc>
+          <w:tcPr>
+            <w:tcW w:type="dxa" w:w="10086"/>
+            <w:shd w:fill="F2F2F2"/>
+          </w:tcPr>
+          <w:p>
+            <w:pPr>
+              <w:keepNext/>
+              <w:spacing w:after="40"/>
+            </w:pPr>
+            <w:r>
+              <w:rPr>
+                <w:b/>
+                <w:color w:val="111111"/>
+                <w:sz w:val="20"/>
+              </w:rPr>
+              <w:t>Tu as terminé la séance quand :</w:t>
+            </w:r>
+          </w:p>
+          <w:p>
+            <w:pPr>
+              <w:keepNext/>
+              <w:spacing w:before="0" w:after="40"/>
+              <w:ind w:left="397" w:hanging="227"/>
+            </w:pPr>
+            <w:r>
+              <w:rPr>
+                <w:sz w:val="20"/>
+              </w:rPr>
+              <w:t>•  ton compte rendu est envoyé, en réponse au message de M. Morin ;</w:t>
+            </w:r>
+          </w:p>
+          <w:p>
+            <w:pPr>
+              <w:spacing w:before="0" w:after="0"/>
+              <w:ind w:left="397" w:hanging="227"/>
+            </w:pPr>
+            <w:r>
+              <w:rPr>
+                <w:sz w:val="20"/>
+              </w:rPr>
+              <w:t>•  toutes les questions de ce carnet ont une réponse.</w:t>
+            </w:r>
+          </w:p>
+        </w:tc>
+      </w:tr>
+    </w:tbl>
+    <w:p>
+      <w:pPr>
+        <w:spacing w:after="40"/>
+      </w:pPr>
     </w:p>
     <w:p>
       <w:pPr>
@@ -4520,70 +4775,6 @@
       <w:tblGrid>
         <w:gridCol w:w="10086"/>
       </w:tblGrid>
-      <w:tr>
-        <w:trPr>
-          <w:cantSplit/>
-          <w:trHeight w:val="2438"/>
-        </w:trPr>
-        <w:tc>
-          <w:tcPr>
-            <w:tcW w:type="dxa" w:w="10086"/>
-            <w:shd w:fill="FAFAFA"/>
-          </w:tcPr>
-          <w:p>
-            <w:pPr>
-              <w:spacing w:after="80"/>
-            </w:pPr>
-            <w:r>
-              <w:rPr>
-                <w:b/>
-                <w:sz w:val="21"/>
-              </w:rPr>
-              <w:t>Pourquoi le compte rendu doit-il donner les numéros de commande, et pas seulement les noms des clients ?</w:t>
-            </w:r>
-          </w:p>
-          <w:p>
-            <w:pPr>
-              <w:spacing w:before="0" w:after="80"/>
-            </w:pPr>
-            <w:r>
-              <w:rPr>
-                <w:sz w:val="22"/>
-              </w:rPr>
-            </w:r>
-          </w:p>
-          <w:p>
-            <w:pPr>
-              <w:spacing w:before="0" w:after="80"/>
-            </w:pPr>
-            <w:r>
-              <w:rPr>
-                <w:sz w:val="22"/>
-              </w:rPr>
-            </w:r>
-          </w:p>
-          <w:p>
-            <w:pPr>
-              <w:spacing w:before="0" w:after="80"/>
-            </w:pPr>
-            <w:r>
-              <w:rPr>
-                <w:sz w:val="22"/>
-              </w:rPr>
-            </w:r>
-          </w:p>
-          <w:p>
-            <w:pPr>
-              <w:spacing w:before="0" w:after="80"/>
-            </w:pPr>
-            <w:r>
-              <w:rPr>
-                <w:sz w:val="22"/>
-              </w:rPr>
-            </w:r>
-          </w:p>
-        </w:tc>
-      </w:tr>
       <w:tr>
         <w:trPr>
           <w:cantSplit/>
@@ -4659,7 +4850,1202 @@
         </w:rPr>
       </w:r>
     </w:p>
+    <w:p>
+      <w:pPr>
+        <w:sectPr>
+          <w:pgSz w:w="12240" w:h="15840"/>
+          <w:pgMar w:top="680" w:right="1077" w:bottom="737" w:left="1077" w:header="720" w:footer="720" w:gutter="0"/>
+          <w:cols w:space="720"/>
+          <w:docGrid w:linePitch="360"/>
+        </w:sectPr>
+      </w:pPr>
+    </w:p>
+    <w:p>
+      <w:pPr>
+        <w:spacing w:after="40"/>
+      </w:pPr>
+      <w:r>
+        <w:rPr>
+          <w:color w:val="595959"/>
+          <w:sz w:val="18"/>
+        </w:rPr>
+        <w:t>✂  Feuille à détacher et à ranger dans ton classeur</w:t>
+      </w:r>
+    </w:p>
+    <w:p>
+      <w:pPr>
+        <w:spacing w:after="40"/>
+      </w:pPr>
+      <w:r>
+        <w:rPr>
+          <w:b/>
+          <w:color w:val="111111"/>
+          <w:sz w:val="32"/>
+        </w:rPr>
+        <w:t>ENT-1.3 — Le cours : remonter la trace d'un lot</w:t>
+      </w:r>
+    </w:p>
+    <w:p>
+      <w:pPr>
+        <w:keepNext/>
+        <w:spacing w:after="160"/>
+      </w:pPr>
+      <w:r>
+        <w:rPr>
+          <w:color w:val="595959"/>
+          <w:sz w:val="20"/>
+        </w:rPr>
+        <w:t>Compétence C3.2 — Mettre en œuvre le processus de traçabilité dans la chaîne logistique        Nom : ………………………………        Classe : …………</w:t>
+      </w:r>
+    </w:p>
+    <w:tbl>
+      <w:tblPr>
+        <w:tblStyle w:val="TableGrid"/>
+        <w:tblW w:type="auto" w:w="0"/>
+        <w:jc w:val="left"/>
+        <w:tblLook w:firstColumn="1" w:firstRow="1" w:lastColumn="0" w:lastRow="0" w:noHBand="0" w:noVBand="1" w:val="04A0"/>
+      </w:tblPr>
+      <w:tblGrid>
+        <w:gridCol w:w="10086"/>
+      </w:tblGrid>
+      <w:tr>
+        <w:tc>
+          <w:tcPr>
+            <w:tcW w:type="dxa" w:w="10086"/>
+            <w:shd w:fill="F2F2F2"/>
+          </w:tcPr>
+          <w:p>
+            <w:pPr>
+              <w:spacing w:after="0"/>
+            </w:pPr>
+            <w:r>
+              <w:rPr>
+                <w:b/>
+                <w:color w:val="111111"/>
+                <w:sz w:val="20"/>
+              </w:rPr>
+              <w:t xml:space="preserve">Banque de mots : </w:t>
+            </w:r>
+            <w:r>
+              <w:rPr>
+                <w:sz w:val="20"/>
+              </w:rPr>
+              <w:t>affiche   ·   après   ·   avant   ·   douteux   ·   entrée   ·   fait   ·   lot   ·   numéros   ·   retirer   ·   référence   ·   sorti   ·   vend</w:t>
+            </w:r>
+          </w:p>
+        </w:tc>
+      </w:tr>
+    </w:tbl>
+    <w:p>
+      <w:pPr>
+        <w:spacing w:after="40"/>
+      </w:pPr>
+    </w:p>
+    <w:p>
+      <w:pPr>
+        <w:keepNext/>
+        <w:spacing w:before="240" w:after="80"/>
+      </w:pPr>
+      <w:r>
+        <w:rPr>
+          <w:b/>
+          <w:color w:val="111111"/>
+          <w:sz w:val="23"/>
+        </w:rPr>
+        <w:t>L'essentiel</w:t>
+      </w:r>
+    </w:p>
+    <w:p>
+      <w:pPr>
+        <w:spacing w:after="140"/>
+        <w:ind w:left="340" w:hanging="340"/>
+      </w:pPr>
+      <w:r>
+        <w:rPr>
+          <w:b/>
+        </w:rPr>
+        <w:t xml:space="preserve">1.  </w:t>
+      </w:r>
+      <w:r>
+        <w:rPr>
+          <w:sz w:val="22"/>
+        </w:rPr>
+        <w:t>En cas de défaut, on ne rappelle pas toute la production : seulement le ………………… concerné.</w:t>
+      </w:r>
+    </w:p>
+    <w:p>
+      <w:pPr>
+        <w:spacing w:after="140"/>
+        <w:ind w:left="340" w:hanging="340"/>
+      </w:pPr>
+      <w:r>
+        <w:rPr>
+          <w:b/>
+        </w:rPr>
+        <w:t xml:space="preserve">2.  </w:t>
+      </w:r>
+      <w:r>
+        <w:rPr>
+          <w:sz w:val="22"/>
+        </w:rPr>
+        <w:t>Ce qui reste d'un lot = ce qui est entré − ce qui est ………………….</w:t>
+      </w:r>
+    </w:p>
+    <w:p>
+      <w:pPr>
+        <w:spacing w:after="140"/>
+        <w:ind w:left="340" w:hanging="340"/>
+      </w:pPr>
+      <w:r>
+        <w:rPr>
+          <w:b/>
+        </w:rPr>
+        <w:t xml:space="preserve">3.  </w:t>
+      </w:r>
+      <w:r>
+        <w:rPr>
+          <w:sz w:val="22"/>
+        </w:rPr>
+        <w:t>On bloque seulement le reste du lot, pas tout le stock de la ………………….</w:t>
+      </w:r>
+    </w:p>
+    <w:p>
+      <w:pPr>
+        <w:spacing w:after="140"/>
+        <w:ind w:left="340" w:hanging="340"/>
+      </w:pPr>
+      <w:r>
+        <w:rPr>
+          <w:b/>
+        </w:rPr>
+        <w:t xml:space="preserve">4.  </w:t>
+      </w:r>
+      <w:r>
+        <w:rPr>
+          <w:sz w:val="22"/>
+        </w:rPr>
+        <w:t>Un blocage s'annonce par écrit, avec les ………………… des commandes concernées.</w:t>
+      </w:r>
+    </w:p>
+    <w:p>
+      <w:pPr>
+        <w:keepNext/>
+        <w:spacing w:before="240" w:after="80"/>
+      </w:pPr>
+      <w:r>
+        <w:rPr>
+          <w:b/>
+          <w:color w:val="111111"/>
+          <w:sz w:val="23"/>
+        </w:rPr>
+        <w:t>Lexique</w:t>
+      </w:r>
+    </w:p>
+    <w:tbl>
+      <w:tblPr>
+        <w:tblStyle w:val="TableGrid"/>
+        <w:tblW w:type="auto" w:w="0"/>
+        <w:tblLayout w:type="fixed"/>
+        <w:tblLook w:firstColumn="1" w:firstRow="1" w:lastColumn="0" w:lastRow="0" w:noHBand="0" w:noVBand="1" w:val="04A0"/>
+      </w:tblPr>
+      <w:tblGrid>
+        <w:gridCol w:w="2494"/>
+        <w:gridCol w:w="7143"/>
+      </w:tblGrid>
+      <w:tr>
+        <w:tc>
+          <w:tcPr>
+            <w:tcW w:type="dxa" w:w="2494"/>
+            <w:shd w:fill="E8E8E8"/>
+          </w:tcPr>
+          <w:p>
+            <w:pPr>
+              <w:keepNext/>
+              <w:spacing w:after="0"/>
+            </w:pPr>
+            <w:r>
+              <w:rPr>
+                <w:b/>
+                <w:color w:val="111111"/>
+                <w:sz w:val="20"/>
+              </w:rPr>
+              <w:t>Mot</w:t>
+            </w:r>
+          </w:p>
+        </w:tc>
+        <w:tc>
+          <w:tcPr>
+            <w:tcW w:type="dxa" w:w="7143"/>
+            <w:shd w:fill="E8E8E8"/>
+          </w:tcPr>
+          <w:p>
+            <w:pPr>
+              <w:keepNext/>
+              <w:spacing w:after="0"/>
+            </w:pPr>
+            <w:r>
+              <w:rPr>
+                <w:b/>
+                <w:color w:val="111111"/>
+                <w:sz w:val="20"/>
+              </w:rPr>
+              <w:t>Définition (complète avec la banque de mots)</w:t>
+            </w:r>
+          </w:p>
+        </w:tc>
+      </w:tr>
+      <w:tr>
+        <w:trPr>
+          <w:trHeight w:val="595"/>
+        </w:trPr>
+        <w:tc>
+          <w:tcPr>
+            <w:tcW w:type="dxa" w:w="2494"/>
+          </w:tcPr>
+          <w:p>
+            <w:pPr>
+              <w:spacing w:after="0"/>
+            </w:pPr>
+            <w:r>
+              <w:rPr>
+                <w:sz w:val="20"/>
+              </w:rPr>
+              <w:t>Rappel de produit</w:t>
+            </w:r>
+          </w:p>
+        </w:tc>
+        <w:tc>
+          <w:tcPr>
+            <w:tcW w:type="dxa" w:w="7143"/>
+          </w:tcPr>
+          <w:p>
+            <w:pPr>
+              <w:spacing w:after="0"/>
+            </w:pPr>
+            <w:r>
+              <w:rPr>
+                <w:sz w:val="20"/>
+              </w:rPr>
+              <w:t>le fabricant demande de ………………… des produits qui peuvent être dangereux ou défectueux.</w:t>
+            </w:r>
+          </w:p>
+        </w:tc>
+      </w:tr>
+      <w:tr>
+        <w:trPr>
+          <w:trHeight w:val="595"/>
+        </w:trPr>
+        <w:tc>
+          <w:tcPr>
+            <w:tcW w:type="dxa" w:w="2494"/>
+          </w:tcPr>
+          <w:p>
+            <w:pPr>
+              <w:spacing w:after="0"/>
+            </w:pPr>
+            <w:r>
+              <w:rPr>
+                <w:sz w:val="20"/>
+              </w:rPr>
+              <w:t>Amont</w:t>
+            </w:r>
+          </w:p>
+        </w:tc>
+        <w:tc>
+          <w:tcPr>
+            <w:tcW w:type="dxa" w:w="7143"/>
+          </w:tcPr>
+          <w:p>
+            <w:pPr>
+              <w:spacing w:after="0"/>
+            </w:pPr>
+            <w:r>
+              <w:rPr>
+                <w:sz w:val="20"/>
+              </w:rPr>
+              <w:t>tout ce qui s'est passé ………………… l'entrée en stock : fournisseur, réception.</w:t>
+            </w:r>
+          </w:p>
+        </w:tc>
+      </w:tr>
+      <w:tr>
+        <w:trPr>
+          <w:trHeight w:val="595"/>
+        </w:trPr>
+        <w:tc>
+          <w:tcPr>
+            <w:tcW w:type="dxa" w:w="2494"/>
+          </w:tcPr>
+          <w:p>
+            <w:pPr>
+              <w:spacing w:after="0"/>
+            </w:pPr>
+            <w:r>
+              <w:rPr>
+                <w:sz w:val="20"/>
+              </w:rPr>
+              <w:t>Aval</w:t>
+            </w:r>
+          </w:p>
+        </w:tc>
+        <w:tc>
+          <w:tcPr>
+            <w:tcW w:type="dxa" w:w="7143"/>
+          </w:tcPr>
+          <w:p>
+            <w:pPr>
+              <w:spacing w:after="0"/>
+            </w:pPr>
+            <w:r>
+              <w:rPr>
+                <w:sz w:val="20"/>
+              </w:rPr>
+              <w:t>tout ce qui s'est passé ………………… l'entrée en stock : commandes, clients livrés.</w:t>
+            </w:r>
+          </w:p>
+        </w:tc>
+      </w:tr>
+      <w:tr>
+        <w:trPr>
+          <w:trHeight w:val="595"/>
+        </w:trPr>
+        <w:tc>
+          <w:tcPr>
+            <w:tcW w:type="dxa" w:w="2494"/>
+          </w:tcPr>
+          <w:p>
+            <w:pPr>
+              <w:spacing w:after="0"/>
+            </w:pPr>
+            <w:r>
+              <w:rPr>
+                <w:sz w:val="20"/>
+              </w:rPr>
+              <w:t>Blocage qualité</w:t>
+            </w:r>
+          </w:p>
+        </w:tc>
+        <w:tc>
+          <w:tcPr>
+            <w:tcW w:type="dxa" w:w="7143"/>
+          </w:tcPr>
+          <w:p>
+            <w:pPr>
+              <w:spacing w:after="0"/>
+            </w:pPr>
+            <w:r>
+              <w:rPr>
+                <w:sz w:val="20"/>
+              </w:rPr>
+              <w:t>sortie du stock d'un lot …………………, pour qu'il ne soit plus vendu.</w:t>
+            </w:r>
+          </w:p>
+        </w:tc>
+      </w:tr>
+      <w:tr>
+        <w:trPr>
+          <w:trHeight w:val="595"/>
+        </w:trPr>
+        <w:tc>
+          <w:tcPr>
+            <w:tcW w:type="dxa" w:w="2494"/>
+          </w:tcPr>
+          <w:p>
+            <w:pPr>
+              <w:spacing w:after="0"/>
+            </w:pPr>
+            <w:r>
+              <w:rPr>
+                <w:sz w:val="20"/>
+              </w:rPr>
+              <w:t>Compte rendu</w:t>
+            </w:r>
+          </w:p>
+        </w:tc>
+        <w:tc>
+          <w:tcPr>
+            <w:tcW w:type="dxa" w:w="7143"/>
+          </w:tcPr>
+          <w:p>
+            <w:pPr>
+              <w:spacing w:after="0"/>
+            </w:pPr>
+            <w:r>
+              <w:rPr>
+                <w:sz w:val="20"/>
+              </w:rPr>
+              <w:t>message qui dit ce qu'on a …………………, avec les preuves.</w:t>
+            </w:r>
+          </w:p>
+        </w:tc>
+      </w:tr>
+      <w:tr>
+        <w:trPr>
+          <w:trHeight w:val="595"/>
+        </w:trPr>
+        <w:tc>
+          <w:tcPr>
+            <w:tcW w:type="dxa" w:w="2494"/>
+          </w:tcPr>
+          <w:p>
+            <w:pPr>
+              <w:spacing w:after="0"/>
+            </w:pPr>
+            <w:r>
+              <w:rPr>
+                <w:sz w:val="20"/>
+              </w:rPr>
+              <w:t>Fournisseur</w:t>
+            </w:r>
+          </w:p>
+        </w:tc>
+        <w:tc>
+          <w:tcPr>
+            <w:tcW w:type="dxa" w:w="7143"/>
+          </w:tcPr>
+          <w:p>
+            <w:pPr>
+              <w:spacing w:after="0"/>
+            </w:pPr>
+            <w:r>
+              <w:rPr>
+                <w:sz w:val="20"/>
+              </w:rPr>
+              <w:t>entreprise qui ………………… la marchandise à son client.</w:t>
+            </w:r>
+          </w:p>
+        </w:tc>
+      </w:tr>
+      <w:tr>
+        <w:trPr>
+          <w:trHeight w:val="595"/>
+        </w:trPr>
+        <w:tc>
+          <w:tcPr>
+            <w:tcW w:type="dxa" w:w="2494"/>
+          </w:tcPr>
+          <w:p>
+            <w:pPr>
+              <w:spacing w:after="0"/>
+            </w:pPr>
+            <w:r>
+              <w:rPr>
+                <w:sz w:val="20"/>
+              </w:rPr>
+              <w:t>Mouvement de stock</w:t>
+            </w:r>
+          </w:p>
+        </w:tc>
+        <w:tc>
+          <w:tcPr>
+            <w:tcW w:type="dxa" w:w="7143"/>
+          </w:tcPr>
+          <w:p>
+            <w:pPr>
+              <w:spacing w:after="0"/>
+            </w:pPr>
+            <w:r>
+              <w:rPr>
+                <w:sz w:val="20"/>
+              </w:rPr>
+              <w:t>toute ………………… ou sortie d'articles, enregistrée par le système.</w:t>
+            </w:r>
+          </w:p>
+        </w:tc>
+      </w:tr>
+      <w:tr>
+        <w:trPr>
+          <w:trHeight w:val="595"/>
+        </w:trPr>
+        <w:tc>
+          <w:tcPr>
+            <w:tcW w:type="dxa" w:w="2494"/>
+          </w:tcPr>
+          <w:p>
+            <w:pPr>
+              <w:spacing w:after="0"/>
+            </w:pPr>
+            <w:r>
+              <w:rPr>
+                <w:sz w:val="20"/>
+              </w:rPr>
+              <w:t>Stock du système</w:t>
+            </w:r>
+          </w:p>
+        </w:tc>
+        <w:tc>
+          <w:tcPr>
+            <w:tcW w:type="dxa" w:w="7143"/>
+          </w:tcPr>
+          <w:p>
+            <w:pPr>
+              <w:spacing w:after="0"/>
+            </w:pPr>
+            <w:r>
+              <w:rPr>
+                <w:sz w:val="20"/>
+              </w:rPr>
+              <w:t>le stock qu'………………… le logiciel, calculé à partir des mouvements enregistrés.</w:t>
+            </w:r>
+          </w:p>
+        </w:tc>
+      </w:tr>
+    </w:tbl>
+    <w:p>
+      <w:pPr>
+        <w:spacing w:after="40"/>
+      </w:pPr>
+    </w:p>
+    <w:p>
+      <w:pPr>
+        <w:pageBreakBefore/>
+        <w:spacing w:after="40"/>
+      </w:pPr>
+      <w:r>
+        <w:rPr>
+          <w:rFonts w:ascii="Consolas" w:hAnsi="Consolas"/>
+          <w:b/>
+          <w:color w:val="595959"/>
+          <w:sz w:val="19"/>
+        </w:rPr>
+        <w:t>À la maison — pour aller plus loin</w:t>
+      </w:r>
+    </w:p>
+    <w:p>
+      <w:pPr>
+        <w:spacing w:after="120"/>
+      </w:pPr>
+      <w:r>
+        <w:rPr>
+          <w:b/>
+          <w:color w:val="111111"/>
+          <w:sz w:val="30"/>
+        </w:rPr>
+        <w:t>Le lot LOT-AD-1203</w:t>
+      </w:r>
+    </w:p>
+    <w:p>
+      <w:pPr>
+        <w:keepNext/>
+        <w:spacing w:before="0" w:after="80"/>
+      </w:pPr>
+      <w:r>
+        <w:rPr>
+          <w:b w:val="0"/>
+          <w:color w:val="1A1A1A"/>
+          <w:sz w:val="22"/>
+        </w:rPr>
+        <w:t>Un fabricant (inventé pour l'exercice) signale un défaut sur le lot LOT-AD-1203. Voici ce que donne le logiciel pour ce lot.</w:t>
+      </w:r>
+    </w:p>
+    <w:tbl>
+      <w:tblPr>
+        <w:tblStyle w:val="TableGrid"/>
+        <w:tblW w:type="auto" w:w="0"/>
+        <w:jc w:val="left"/>
+        <w:tblLook w:firstColumn="1" w:firstRow="1" w:lastColumn="0" w:lastRow="0" w:noHBand="0" w:noVBand="1" w:val="04A0"/>
+      </w:tblPr>
+      <w:tblGrid>
+        <w:gridCol w:w="10086"/>
+      </w:tblGrid>
+      <w:tr>
+        <w:trPr>
+          <w:cantSplit/>
+        </w:trPr>
+        <w:tc>
+          <w:tcPr>
+            <w:tcW w:type="dxa" w:w="10086"/>
+            <w:shd w:fill="F2F2F2"/>
+          </w:tcPr>
+          <w:p>
+            <w:pPr>
+              <w:keepNext/>
+              <w:spacing w:after="40"/>
+            </w:pPr>
+            <w:r>
+              <w:rPr>
+                <w:b/>
+                <w:color w:val="111111"/>
+                <w:sz w:val="20"/>
+              </w:rPr>
+              <w:t>Entrées du lot :</w:t>
+            </w:r>
+          </w:p>
+          <w:p>
+            <w:pPr>
+              <w:spacing w:before="0" w:after="0"/>
+              <w:ind w:left="397" w:hanging="227"/>
+            </w:pPr>
+            <w:r>
+              <w:rPr>
+                <w:sz w:val="20"/>
+              </w:rPr>
+              <w:t>•  AD-A : 10 paires · AD-B : 8 paires · AD-C : 6 paires.</w:t>
+            </w:r>
+          </w:p>
+        </w:tc>
+      </w:tr>
+    </w:tbl>
+    <w:p>
+      <w:pPr>
+        <w:keepNext/>
+        <w:spacing w:after="40"/>
+      </w:pPr>
+    </w:p>
+    <w:tbl>
+      <w:tblPr>
+        <w:tblStyle w:val="TableGrid"/>
+        <w:tblW w:type="auto" w:w="0"/>
+        <w:jc w:val="left"/>
+        <w:tblLook w:firstColumn="1" w:firstRow="1" w:lastColumn="0" w:lastRow="0" w:noHBand="0" w:noVBand="1" w:val="04A0"/>
+      </w:tblPr>
+      <w:tblGrid>
+        <w:gridCol w:w="10086"/>
+      </w:tblGrid>
+      <w:tr>
+        <w:trPr>
+          <w:cantSplit/>
+        </w:trPr>
+        <w:tc>
+          <w:tcPr>
+            <w:tcW w:type="dxa" w:w="10086"/>
+            <w:shd w:fill="F2F2F2"/>
+          </w:tcPr>
+          <w:p>
+            <w:pPr>
+              <w:keepNext/>
+              <w:spacing w:after="40"/>
+            </w:pPr>
+            <w:r>
+              <w:rPr>
+                <w:b/>
+                <w:color w:val="111111"/>
+                <w:sz w:val="20"/>
+              </w:rPr>
+              <w:t>Sorties du lot :</w:t>
+            </w:r>
+          </w:p>
+          <w:p>
+            <w:pPr>
+              <w:keepNext/>
+              <w:spacing w:before="0" w:after="40"/>
+              <w:ind w:left="397" w:hanging="227"/>
+            </w:pPr>
+            <w:r>
+              <w:rPr>
+                <w:sz w:val="20"/>
+              </w:rPr>
+              <w:t>•  CMD-1201 (Mme Roux) : AD-A, 2 paires ;</w:t>
+            </w:r>
+          </w:p>
+          <w:p>
+            <w:pPr>
+              <w:keepNext/>
+              <w:spacing w:before="0" w:after="40"/>
+              <w:ind w:left="397" w:hanging="227"/>
+            </w:pPr>
+            <w:r>
+              <w:rPr>
+                <w:sz w:val="20"/>
+              </w:rPr>
+              <w:t>•  CMD-1207 (M. Petit) : AD-B, 3 paires, et AD-A, 1 paire ;</w:t>
+            </w:r>
+          </w:p>
+          <w:p>
+            <w:pPr>
+              <w:spacing w:before="0" w:after="0"/>
+              <w:ind w:left="397" w:hanging="227"/>
+            </w:pPr>
+            <w:r>
+              <w:rPr>
+                <w:sz w:val="20"/>
+              </w:rPr>
+              <w:t>•  CMD-1215 (Mme Garnier) : AD-C, 2 paires.</w:t>
+            </w:r>
+          </w:p>
+        </w:tc>
+      </w:tr>
+    </w:tbl>
+    <w:p>
+      <w:pPr>
+        <w:keepNext/>
+        <w:spacing w:after="40"/>
+      </w:pPr>
+    </w:p>
+    <w:tbl>
+      <w:tblPr>
+        <w:tblStyle w:val="TableGrid"/>
+        <w:tblW w:type="auto" w:w="0"/>
+        <w:tblLayout w:type="fixed"/>
+        <w:tblLook w:firstColumn="1" w:firstRow="1" w:lastColumn="0" w:lastRow="0" w:noHBand="0" w:noVBand="1" w:val="04A0"/>
+      </w:tblPr>
+      <w:tblGrid>
+        <w:gridCol w:w="2268"/>
+        <w:gridCol w:w="2381"/>
+        <w:gridCol w:w="2381"/>
+        <w:gridCol w:w="2608"/>
+      </w:tblGrid>
+      <w:tr>
+        <w:tc>
+          <w:tcPr>
+            <w:tcW w:type="dxa" w:w="2268"/>
+            <w:shd w:fill="E8E8E8"/>
+          </w:tcPr>
+          <w:p>
+            <w:pPr>
+              <w:keepNext/>
+              <w:spacing w:after="0"/>
+            </w:pPr>
+            <w:r>
+              <w:rPr>
+                <w:b/>
+                <w:color w:val="111111"/>
+                <w:sz w:val="20"/>
+              </w:rPr>
+              <w:t>Référence</w:t>
+            </w:r>
+          </w:p>
+        </w:tc>
+        <w:tc>
+          <w:tcPr>
+            <w:tcW w:type="dxa" w:w="2381"/>
+            <w:shd w:fill="E8E8E8"/>
+          </w:tcPr>
+          <w:p>
+            <w:pPr>
+              <w:keepNext/>
+              <w:spacing w:after="0"/>
+            </w:pPr>
+            <w:r>
+              <w:rPr>
+                <w:b/>
+                <w:color w:val="111111"/>
+                <w:sz w:val="20"/>
+              </w:rPr>
+              <w:t>Entré avec le lot</w:t>
+            </w:r>
+          </w:p>
+        </w:tc>
+        <w:tc>
+          <w:tcPr>
+            <w:tcW w:type="dxa" w:w="2381"/>
+            <w:shd w:fill="E8E8E8"/>
+          </w:tcPr>
+          <w:p>
+            <w:pPr>
+              <w:keepNext/>
+              <w:spacing w:after="0"/>
+            </w:pPr>
+            <w:r>
+              <w:rPr>
+                <w:b/>
+                <w:color w:val="111111"/>
+                <w:sz w:val="20"/>
+              </w:rPr>
+              <w:t>Déjà sorti</w:t>
+            </w:r>
+          </w:p>
+        </w:tc>
+        <w:tc>
+          <w:tcPr>
+            <w:tcW w:type="dxa" w:w="2608"/>
+            <w:shd w:fill="E8E8E8"/>
+          </w:tcPr>
+          <w:p>
+            <w:pPr>
+              <w:keepNext/>
+              <w:spacing w:after="0"/>
+            </w:pPr>
+            <w:r>
+              <w:rPr>
+                <w:b/>
+                <w:color w:val="111111"/>
+                <w:sz w:val="20"/>
+              </w:rPr>
+              <w:t>Reste à bloquer</w:t>
+            </w:r>
+          </w:p>
+        </w:tc>
+      </w:tr>
+      <w:tr>
+        <w:trPr>
+          <w:trHeight w:val="539"/>
+        </w:trPr>
+        <w:tc>
+          <w:tcPr>
+            <w:tcW w:type="dxa" w:w="2268"/>
+          </w:tcPr>
+          <w:p>
+            <w:pPr>
+              <w:spacing w:after="0"/>
+            </w:pPr>
+            <w:r>
+              <w:rPr>
+                <w:sz w:val="20"/>
+              </w:rPr>
+              <w:t>AD-A</w:t>
+            </w:r>
+          </w:p>
+        </w:tc>
+        <w:tc>
+          <w:tcPr>
+            <w:tcW w:type="dxa" w:w="2381"/>
+          </w:tcPr>
+          <w:p/>
+        </w:tc>
+        <w:tc>
+          <w:tcPr>
+            <w:tcW w:type="dxa" w:w="2381"/>
+          </w:tcPr>
+          <w:p/>
+        </w:tc>
+        <w:tc>
+          <w:tcPr>
+            <w:tcW w:type="dxa" w:w="2608"/>
+          </w:tcPr>
+          <w:p/>
+        </w:tc>
+      </w:tr>
+      <w:tr>
+        <w:trPr>
+          <w:trHeight w:val="539"/>
+        </w:trPr>
+        <w:tc>
+          <w:tcPr>
+            <w:tcW w:type="dxa" w:w="2268"/>
+          </w:tcPr>
+          <w:p>
+            <w:pPr>
+              <w:spacing w:after="0"/>
+            </w:pPr>
+            <w:r>
+              <w:rPr>
+                <w:sz w:val="20"/>
+              </w:rPr>
+              <w:t>AD-B</w:t>
+            </w:r>
+          </w:p>
+        </w:tc>
+        <w:tc>
+          <w:tcPr>
+            <w:tcW w:type="dxa" w:w="2381"/>
+          </w:tcPr>
+          <w:p/>
+        </w:tc>
+        <w:tc>
+          <w:tcPr>
+            <w:tcW w:type="dxa" w:w="2381"/>
+          </w:tcPr>
+          <w:p/>
+        </w:tc>
+        <w:tc>
+          <w:tcPr>
+            <w:tcW w:type="dxa" w:w="2608"/>
+          </w:tcPr>
+          <w:p/>
+        </w:tc>
+      </w:tr>
+      <w:tr>
+        <w:trPr>
+          <w:trHeight w:val="539"/>
+        </w:trPr>
+        <w:tc>
+          <w:tcPr>
+            <w:tcW w:type="dxa" w:w="2268"/>
+          </w:tcPr>
+          <w:p>
+            <w:pPr>
+              <w:spacing w:after="0"/>
+            </w:pPr>
+            <w:r>
+              <w:rPr>
+                <w:sz w:val="20"/>
+              </w:rPr>
+              <w:t>AD-C</w:t>
+            </w:r>
+          </w:p>
+        </w:tc>
+        <w:tc>
+          <w:tcPr>
+            <w:tcW w:type="dxa" w:w="2381"/>
+          </w:tcPr>
+          <w:p/>
+        </w:tc>
+        <w:tc>
+          <w:tcPr>
+            <w:tcW w:type="dxa" w:w="2381"/>
+          </w:tcPr>
+          <w:p/>
+        </w:tc>
+        <w:tc>
+          <w:tcPr>
+            <w:tcW w:type="dxa" w:w="2608"/>
+          </w:tcPr>
+          <w:p/>
+        </w:tc>
+      </w:tr>
+    </w:tbl>
+    <w:p>
+      <w:pPr>
+        <w:keepNext/>
+        <w:spacing w:after="40"/>
+      </w:pPr>
+    </w:p>
+    <w:tbl>
+      <w:tblPr>
+        <w:tblStyle w:val="TableGrid"/>
+        <w:tblW w:type="auto" w:w="0"/>
+        <w:tblLayout w:type="fixed"/>
+        <w:tblLook w:firstColumn="1" w:firstRow="1" w:lastColumn="0" w:lastRow="0" w:noHBand="0" w:noVBand="1" w:val="04A0"/>
+      </w:tblPr>
+      <w:tblGrid>
+        <w:gridCol w:w="5896"/>
+        <w:gridCol w:w="3742"/>
+      </w:tblGrid>
+      <w:tr>
+        <w:tc>
+          <w:tcPr>
+            <w:tcW w:type="dxa" w:w="5896"/>
+            <w:shd w:fill="E8E8E8"/>
+          </w:tcPr>
+          <w:p>
+            <w:pPr>
+              <w:keepNext/>
+              <w:spacing w:after="0"/>
+            </w:pPr>
+            <w:r>
+              <w:rPr>
+                <w:b/>
+                <w:color w:val="111111"/>
+                <w:sz w:val="20"/>
+              </w:rPr>
+              <w:t>Question</w:t>
+            </w:r>
+          </w:p>
+        </w:tc>
+        <w:tc>
+          <w:tcPr>
+            <w:tcW w:type="dxa" w:w="3742"/>
+            <w:shd w:fill="E8E8E8"/>
+          </w:tcPr>
+          <w:p>
+            <w:pPr>
+              <w:keepNext/>
+              <w:spacing w:after="0"/>
+            </w:pPr>
+            <w:r>
+              <w:rPr>
+                <w:b/>
+                <w:color w:val="111111"/>
+                <w:sz w:val="20"/>
+              </w:rPr>
+              <w:t>Ta réponse</w:t>
+            </w:r>
+          </w:p>
+        </w:tc>
+      </w:tr>
+      <w:tr>
+        <w:trPr>
+          <w:trHeight w:val="510"/>
+          <w:cantSplit/>
+        </w:trPr>
+        <w:tc>
+          <w:tcPr>
+            <w:tcW w:type="dxa" w:w="5896"/>
+          </w:tcPr>
+          <w:p>
+            <w:pPr>
+              <w:spacing w:after="0"/>
+            </w:pPr>
+            <w:r>
+              <w:rPr>
+                <w:sz w:val="20"/>
+              </w:rPr>
+              <w:t>Combien de clients ont reçu des paires du lot ?</w:t>
+            </w:r>
+          </w:p>
+        </w:tc>
+        <w:tc>
+          <w:tcPr>
+            <w:tcW w:type="dxa" w:w="3742"/>
+          </w:tcPr>
+          <w:p/>
+        </w:tc>
+      </w:tr>
+      <w:tr>
+        <w:trPr>
+          <w:trHeight w:val="510"/>
+          <w:cantSplit/>
+        </w:trPr>
+        <w:tc>
+          <w:tcPr>
+            <w:tcW w:type="dxa" w:w="5896"/>
+          </w:tcPr>
+          <w:p>
+            <w:pPr>
+              <w:spacing w:after="0"/>
+            </w:pPr>
+            <w:r>
+              <w:rPr>
+                <w:sz w:val="20"/>
+              </w:rPr>
+              <w:t>Total à bloquer</w:t>
+            </w:r>
+          </w:p>
+        </w:tc>
+        <w:tc>
+          <w:tcPr>
+            <w:tcW w:type="dxa" w:w="3742"/>
+          </w:tcPr>
+          <w:p/>
+        </w:tc>
+      </w:tr>
+      <w:tr>
+        <w:trPr>
+          <w:trHeight w:val="510"/>
+          <w:cantSplit/>
+        </w:trPr>
+        <w:tc>
+          <w:tcPr>
+            <w:tcW w:type="dxa" w:w="5896"/>
+          </w:tcPr>
+          <w:p>
+            <w:pPr>
+              <w:spacing w:after="0"/>
+            </w:pPr>
+            <w:r>
+              <w:rPr>
+                <w:sz w:val="20"/>
+              </w:rPr>
+              <w:t>Le stock total de AD-A est de 15 paires. Combien restent vendables après le blocage ?</w:t>
+            </w:r>
+          </w:p>
+        </w:tc>
+        <w:tc>
+          <w:tcPr>
+            <w:tcW w:type="dxa" w:w="3742"/>
+          </w:tcPr>
+          <w:p/>
+        </w:tc>
+      </w:tr>
+    </w:tbl>
+    <w:p>
+      <w:pPr>
+        <w:spacing w:after="0" w:line="60" w:lineRule="exact"/>
+      </w:pPr>
+      <w:r>
+        <w:rPr>
+          <w:sz w:val="10"/>
+        </w:rPr>
+      </w:r>
+    </w:p>
+    <w:p>
+      <w:pPr>
+        <w:keepNext/>
+        <w:spacing w:before="160" w:after="80"/>
+      </w:pPr>
+      <w:r>
+        <w:rPr>
+          <w:b/>
+          <w:color w:val="111111"/>
+          <w:sz w:val="23"/>
+        </w:rPr>
+        <w:t>Pour réfléchir</w:t>
+      </w:r>
+      <w:r>
+        <w:rPr>
+          <w:color w:val="595959"/>
+          <w:sz w:val="19"/>
+        </w:rPr>
+        <w:t xml:space="preserve">   Il n'y a pas une seule bonne réponse : explique la tienne, avec tes mots.</w:t>
+      </w:r>
+    </w:p>
+    <w:tbl>
+      <w:tblPr>
+        <w:tblStyle w:val="TableGrid"/>
+        <w:tblW w:type="auto" w:w="0"/>
+        <w:tblLook w:firstColumn="1" w:firstRow="1" w:lastColumn="0" w:lastRow="0" w:noHBand="0" w:noVBand="1" w:val="04A0"/>
+      </w:tblPr>
+      <w:tblGrid>
+        <w:gridCol w:w="10086"/>
+      </w:tblGrid>
+      <w:tr>
+        <w:trPr>
+          <w:cantSplit/>
+          <w:trHeight w:val="2438"/>
+        </w:trPr>
+        <w:tc>
+          <w:tcPr>
+            <w:tcW w:type="dxa" w:w="10086"/>
+            <w:shd w:fill="FAFAFA"/>
+          </w:tcPr>
+          <w:p>
+            <w:pPr>
+              <w:spacing w:after="80"/>
+            </w:pPr>
+            <w:r>
+              <w:rPr>
+                <w:b/>
+                <w:sz w:val="21"/>
+              </w:rPr>
+              <w:t>Pour aller plus vite, un collègue propose de bloquer tout le stock des trois références. Qu'en penses-tu ?</w:t>
+            </w:r>
+          </w:p>
+          <w:p>
+            <w:pPr>
+              <w:spacing w:before="0" w:after="80"/>
+            </w:pPr>
+            <w:r>
+              <w:rPr>
+                <w:sz w:val="22"/>
+              </w:rPr>
+            </w:r>
+          </w:p>
+          <w:p>
+            <w:pPr>
+              <w:spacing w:before="0" w:after="80"/>
+            </w:pPr>
+            <w:r>
+              <w:rPr>
+                <w:sz w:val="22"/>
+              </w:rPr>
+            </w:r>
+          </w:p>
+          <w:p>
+            <w:pPr>
+              <w:spacing w:before="0" w:after="80"/>
+            </w:pPr>
+            <w:r>
+              <w:rPr>
+                <w:sz w:val="22"/>
+              </w:rPr>
+            </w:r>
+          </w:p>
+          <w:p>
+            <w:pPr>
+              <w:spacing w:before="0" w:after="80"/>
+            </w:pPr>
+            <w:r>
+              <w:rPr>
+                <w:sz w:val="22"/>
+              </w:rPr>
+            </w:r>
+          </w:p>
+        </w:tc>
+      </w:tr>
+    </w:tbl>
+    <w:p>
+      <w:pPr>
+        <w:spacing w:after="0" w:line="60" w:lineRule="exact"/>
+      </w:pPr>
+      <w:r>
+        <w:rPr>
+          <w:sz w:val="10"/>
+        </w:rPr>
+      </w:r>
+    </w:p>
     <w:sectPr>
+      <w:type w:val="oddPage"/>
       <w:pgSz w:w="12240" w:h="15840"/>
       <w:pgMar w:top="680" w:right="1077" w:bottom="737" w:left="1077" w:header="720" w:footer="720" w:gutter="0"/>
       <w:cols w:space="720"/>

--- a/contenus/trames/ENT-1.3-spartoo-tracabilite-trame-eleve.docx
+++ b/contenus/trames/ENT-1.3-spartoo-tracabilite-trame-eleve.docx
@@ -12,7 +12,7 @@
       <w:r>
         <w:drawing>
           <wp:inline xmlns:a="http://schemas.openxmlformats.org/drawingml/2006/main" xmlns:pic="http://schemas.openxmlformats.org/drawingml/2006/picture">
-            <wp:extent cx="413999" cy="413999"/>
+            <wp:extent cx="1861364" cy="468000"/>
             <wp:docPr id="1" name="Picture 1"/>
             <wp:cNvGraphicFramePr>
               <a:graphicFrameLocks noChangeAspect="1"/>
@@ -21,7 +21,7 @@
               <a:graphicData uri="http://schemas.openxmlformats.org/drawingml/2006/picture">
                 <pic:pic>
                   <pic:nvPicPr>
-                    <pic:cNvPr id="0" name="logo.png"/>
+                    <pic:cNvPr id="0" name="simulog.png"/>
                     <pic:cNvPicPr/>
                   </pic:nvPicPr>
                   <pic:blipFill>
@@ -33,7 +33,7 @@
                   <pic:spPr>
                     <a:xfrm>
                       <a:off x="0" y="0"/>
-                      <a:ext cx="413999" cy="413999"/>
+                      <a:ext cx="1861364" cy="468000"/>
                     </a:xfrm>
                     <a:prstGeom prst="rect"/>
                   </pic:spPr>
@@ -42,14 +42,6 @@
             </a:graphic>
           </wp:inline>
         </w:drawing>
-      </w:r>
-      <w:r>
-        <w:rPr>
-          <w:b/>
-          <w:color w:val="111111"/>
-          <w:sz w:val="40"/>
-        </w:rPr>
-        <w:t xml:space="preserve">  Simulog</w:t>
       </w:r>
       <w:r>
         <w:tab/>

--- a/contenus/trames/ENT-1.3-spartoo-tracabilite-trame-eleve.docx
+++ b/contenus/trames/ENT-1.3-spartoo-tracabilite-trame-eleve.docx
@@ -989,109 +989,87 @@
       <w:tblPr>
         <w:tblStyle w:val="TableGrid"/>
         <w:tblW w:type="auto" w:w="0"/>
-        <w:tblLayout w:type="fixed"/>
         <w:tblLook w:firstColumn="1" w:firstRow="1" w:lastColumn="0" w:lastRow="0" w:noHBand="0" w:noVBand="1" w:val="04A0"/>
       </w:tblPr>
       <w:tblGrid>
-        <w:gridCol w:w="5896"/>
-        <w:gridCol w:w="3742"/>
+        <w:gridCol w:w="10086"/>
       </w:tblGrid>
       <w:tr>
+        <w:trPr>
+          <w:cantSplit/>
+          <w:trHeight w:val="1474"/>
+        </w:trPr>
         <w:tc>
           <w:tcPr>
-            <w:tcW w:type="dxa" w:w="5896"/>
-            <w:shd w:fill="E8E8E8"/>
+            <w:tcW w:type="dxa" w:w="10086"/>
+            <w:shd w:fill="FAFAFA"/>
           </w:tcPr>
           <w:p>
             <w:pPr>
-              <w:keepNext/>
-              <w:spacing w:after="0"/>
+              <w:spacing w:after="80"/>
             </w:pPr>
             <w:r>
               <w:rPr>
                 <w:b/>
-                <w:color w:val="111111"/>
-                <w:sz w:val="20"/>
+                <w:sz w:val="21"/>
               </w:rPr>
-              <w:t>Question</w:t>
+              <w:t>Qu'est-ce qu'un numéro de lot ?</w:t>
             </w:r>
           </w:p>
-        </w:tc>
-        <w:tc>
-          <w:tcPr>
-            <w:tcW w:type="dxa" w:w="3742"/>
-            <w:shd w:fill="E8E8E8"/>
-          </w:tcPr>
           <w:p>
             <w:pPr>
-              <w:keepNext/>
-              <w:spacing w:after="0"/>
+              <w:spacing w:before="0" w:after="80"/>
             </w:pPr>
             <w:r>
               <w:rPr>
-                <w:b/>
-                <w:color w:val="111111"/>
-                <w:sz w:val="20"/>
+                <w:sz w:val="22"/>
               </w:rPr>
-              <w:t>Ta réponse</w:t>
+            </w:r>
+          </w:p>
+          <w:p>
+            <w:pPr>
+              <w:spacing w:before="0" w:after="80"/>
+            </w:pPr>
+            <w:r>
+              <w:rPr>
+                <w:sz w:val="22"/>
+              </w:rPr>
             </w:r>
           </w:p>
         </w:tc>
       </w:tr>
       <w:tr>
         <w:trPr>
-          <w:trHeight w:val="510"/>
           <w:cantSplit/>
+          <w:trHeight w:val="992"/>
         </w:trPr>
         <w:tc>
           <w:tcPr>
-            <w:tcW w:type="dxa" w:w="5896"/>
+            <w:tcW w:type="dxa" w:w="10086"/>
+            <w:shd w:fill="FAFAFA"/>
           </w:tcPr>
           <w:p>
             <w:pPr>
-              <w:spacing w:after="0"/>
+              <w:spacing w:after="80"/>
             </w:pPr>
             <w:r>
               <w:rPr>
-                <w:sz w:val="20"/>
-              </w:rPr>
-              <w:t>Qu'est-ce qu'un numéro de lot ?</w:t>
-            </w:r>
-          </w:p>
-        </w:tc>
-        <w:tc>
-          <w:tcPr>
-            <w:tcW w:type="dxa" w:w="3742"/>
-          </w:tcPr>
-          <w:p/>
-        </w:tc>
-      </w:tr>
-      <w:tr>
-        <w:trPr>
-          <w:trHeight w:val="510"/>
-          <w:cantSplit/>
-        </w:trPr>
-        <w:tc>
-          <w:tcPr>
-            <w:tcW w:type="dxa" w:w="5896"/>
-          </w:tcPr>
-          <w:p>
-            <w:pPr>
-              <w:spacing w:after="0"/>
-            </w:pPr>
-            <w:r>
-              <w:rPr>
-                <w:sz w:val="20"/>
+                <w:b/>
+                <w:sz w:val="21"/>
               </w:rPr>
               <w:t>Qui attribue le numéro de lot ?</w:t>
             </w:r>
           </w:p>
-        </w:tc>
-        <w:tc>
-          <w:tcPr>
-            <w:tcW w:type="dxa" w:w="3742"/>
-          </w:tcPr>
-          <w:p/>
+          <w:p>
+            <w:pPr>
+              <w:spacing w:before="0" w:after="80"/>
+            </w:pPr>
+            <w:r>
+              <w:rPr>
+                <w:sz w:val="22"/>
+              </w:rPr>
+            </w:r>
+          </w:p>
         </w:tc>
       </w:tr>
     </w:tbl>
@@ -1614,13 +1592,13 @@
         <w:tblLook w:firstColumn="1" w:firstRow="1" w:lastColumn="0" w:lastRow="0" w:noHBand="0" w:noVBand="1" w:val="04A0"/>
       </w:tblPr>
       <w:tblGrid>
-        <w:gridCol w:w="5896"/>
-        <w:gridCol w:w="3742"/>
+        <w:gridCol w:w="4195"/>
+        <w:gridCol w:w="5443"/>
       </w:tblGrid>
       <w:tr>
         <w:tc>
           <w:tcPr>
-            <w:tcW w:type="dxa" w:w="5896"/>
+            <w:tcW w:type="dxa" w:w="4195"/>
             <w:shd w:fill="E8E8E8"/>
           </w:tcPr>
           <w:p>
@@ -1640,7 +1618,7 @@
         </w:tc>
         <w:tc>
           <w:tcPr>
-            <w:tcW w:type="dxa" w:w="3742"/>
+            <w:tcW w:type="dxa" w:w="5443"/>
             <w:shd w:fill="E8E8E8"/>
           </w:tcPr>
           <w:p>
@@ -1661,12 +1639,12 @@
       </w:tr>
       <w:tr>
         <w:trPr>
-          <w:trHeight w:val="510"/>
+          <w:trHeight w:val="737"/>
           <w:cantSplit/>
         </w:trPr>
         <w:tc>
           <w:tcPr>
-            <w:tcW w:type="dxa" w:w="5896"/>
+            <w:tcW w:type="dxa" w:w="4195"/>
           </w:tcPr>
           <w:p>
             <w:pPr>
@@ -1682,7 +1660,7 @@
         </w:tc>
         <w:tc>
           <w:tcPr>
-            <w:tcW w:type="dxa" w:w="3742"/>
+            <w:tcW w:type="dxa" w:w="5443"/>
           </w:tcPr>
           <w:p/>
         </w:tc>
@@ -2968,13 +2946,13 @@
         <w:tblLook w:firstColumn="1" w:firstRow="1" w:lastColumn="0" w:lastRow="0" w:noHBand="0" w:noVBand="1" w:val="04A0"/>
       </w:tblPr>
       <w:tblGrid>
-        <w:gridCol w:w="5896"/>
-        <w:gridCol w:w="3742"/>
+        <w:gridCol w:w="4195"/>
+        <w:gridCol w:w="5443"/>
       </w:tblGrid>
       <w:tr>
         <w:tc>
           <w:tcPr>
-            <w:tcW w:type="dxa" w:w="5896"/>
+            <w:tcW w:type="dxa" w:w="4195"/>
             <w:shd w:fill="E8E8E8"/>
           </w:tcPr>
           <w:p>
@@ -2994,7 +2972,7 @@
         </w:tc>
         <w:tc>
           <w:tcPr>
-            <w:tcW w:type="dxa" w:w="3742"/>
+            <w:tcW w:type="dxa" w:w="5443"/>
             <w:shd w:fill="E8E8E8"/>
           </w:tcPr>
           <w:p>
@@ -3015,12 +2993,12 @@
       </w:tr>
       <w:tr>
         <w:trPr>
-          <w:trHeight w:val="510"/>
+          <w:trHeight w:val="737"/>
           <w:cantSplit/>
         </w:trPr>
         <w:tc>
           <w:tcPr>
-            <w:tcW w:type="dxa" w:w="5896"/>
+            <w:tcW w:type="dxa" w:w="4195"/>
           </w:tcPr>
           <w:p>
             <w:pPr>
@@ -3036,7 +3014,7 @@
         </w:tc>
         <w:tc>
           <w:tcPr>
-            <w:tcW w:type="dxa" w:w="3742"/>
+            <w:tcW w:type="dxa" w:w="5443"/>
           </w:tcPr>
           <w:p/>
         </w:tc>
@@ -3593,13 +3571,13 @@
         <w:tblLook w:firstColumn="1" w:firstRow="1" w:lastColumn="0" w:lastRow="0" w:noHBand="0" w:noVBand="1" w:val="04A0"/>
       </w:tblPr>
       <w:tblGrid>
-        <w:gridCol w:w="5896"/>
-        <w:gridCol w:w="3742"/>
+        <w:gridCol w:w="4195"/>
+        <w:gridCol w:w="5443"/>
       </w:tblGrid>
       <w:tr>
         <w:tc>
           <w:tcPr>
-            <w:tcW w:type="dxa" w:w="5896"/>
+            <w:tcW w:type="dxa" w:w="4195"/>
             <w:shd w:fill="E8E8E8"/>
           </w:tcPr>
           <w:p>
@@ -3619,7 +3597,7 @@
         </w:tc>
         <w:tc>
           <w:tcPr>
-            <w:tcW w:type="dxa" w:w="3742"/>
+            <w:tcW w:type="dxa" w:w="5443"/>
             <w:shd w:fill="E8E8E8"/>
           </w:tcPr>
           <w:p>
@@ -3640,12 +3618,12 @@
       </w:tr>
       <w:tr>
         <w:trPr>
-          <w:trHeight w:val="510"/>
+          <w:trHeight w:val="737"/>
           <w:cantSplit/>
         </w:trPr>
         <w:tc>
           <w:tcPr>
-            <w:tcW w:type="dxa" w:w="5896"/>
+            <w:tcW w:type="dxa" w:w="4195"/>
           </w:tcPr>
           <w:p>
             <w:pPr>
@@ -3661,19 +3639,19 @@
         </w:tc>
         <w:tc>
           <w:tcPr>
-            <w:tcW w:type="dxa" w:w="3742"/>
+            <w:tcW w:type="dxa" w:w="5443"/>
           </w:tcPr>
           <w:p/>
         </w:tc>
       </w:tr>
       <w:tr>
         <w:trPr>
-          <w:trHeight w:val="510"/>
+          <w:trHeight w:val="737"/>
           <w:cantSplit/>
         </w:trPr>
         <w:tc>
           <w:tcPr>
-            <w:tcW w:type="dxa" w:w="5896"/>
+            <w:tcW w:type="dxa" w:w="4195"/>
           </w:tcPr>
           <w:p>
             <w:pPr>
@@ -3689,7 +3667,7 @@
         </w:tc>
         <w:tc>
           <w:tcPr>
-            <w:tcW w:type="dxa" w:w="3742"/>
+            <w:tcW w:type="dxa" w:w="5443"/>
           </w:tcPr>
           <w:p/>
         </w:tc>
@@ -4191,13 +4169,13 @@
         <w:tblLook w:firstColumn="1" w:firstRow="1" w:lastColumn="0" w:lastRow="0" w:noHBand="0" w:noVBand="1" w:val="04A0"/>
       </w:tblPr>
       <w:tblGrid>
-        <w:gridCol w:w="5896"/>
-        <w:gridCol w:w="3742"/>
+        <w:gridCol w:w="4195"/>
+        <w:gridCol w:w="5443"/>
       </w:tblGrid>
       <w:tr>
         <w:tc>
           <w:tcPr>
-            <w:tcW w:type="dxa" w:w="5896"/>
+            <w:tcW w:type="dxa" w:w="4195"/>
             <w:shd w:fill="E8E8E8"/>
           </w:tcPr>
           <w:p>
@@ -4217,7 +4195,7 @@
         </w:tc>
         <w:tc>
           <w:tcPr>
-            <w:tcW w:type="dxa" w:w="3742"/>
+            <w:tcW w:type="dxa" w:w="5443"/>
             <w:shd w:fill="E8E8E8"/>
           </w:tcPr>
           <w:p>
@@ -4238,12 +4216,12 @@
       </w:tr>
       <w:tr>
         <w:trPr>
-          <w:trHeight w:val="510"/>
+          <w:trHeight w:val="737"/>
           <w:cantSplit/>
         </w:trPr>
         <w:tc>
           <w:tcPr>
-            <w:tcW w:type="dxa" w:w="5896"/>
+            <w:tcW w:type="dxa" w:w="4195"/>
           </w:tcPr>
           <w:p>
             <w:pPr>
@@ -4259,7 +4237,7 @@
         </w:tc>
         <w:tc>
           <w:tcPr>
-            <w:tcW w:type="dxa" w:w="3742"/>
+            <w:tcW w:type="dxa" w:w="5443"/>
           </w:tcPr>
           <w:p/>
         </w:tc>
@@ -4715,6 +4693,19 @@
                 <w:sz w:val="20"/>
               </w:rPr>
               <w:t>•  ton compte rendu est envoyé, en réponse au message de M. Morin ;</w:t>
+            </w:r>
+          </w:p>
+          <w:p>
+            <w:pPr>
+              <w:keepNext/>
+              <w:spacing w:before="0" w:after="40"/>
+              <w:ind w:left="397" w:hanging="227"/>
+            </w:pPr>
+            <w:r>
+              <w:rPr>
+                <w:sz w:val="20"/>
+              </w:rPr>
+              <w:t>•  un bandeau s'affiche en haut de l'écran : « Séance validée ✓ », ou bien le titre de ce qui reste à corriger (dans ce cas, appelle ton professeur) ;</w:t>
             </w:r>
           </w:p>
           <w:p>
